--- a/templates/ДПБ_промысловые_трубопроводы/RPZ_template_promyslovye_truboprovody.docx
+++ b/templates/ДПБ_промысловые_трубопроводы/RPZ_template_promyslovye_truboprovody.docx
@@ -2888,11 +2888,9 @@
           <w:lang w:val="ru-RU"/>
         </w:rPr>
         <w:sectPr>
-          <w:footerReference w:type="first" r:id="rId11"/>
           <w:pgSz w:w="12240" w:h="15840"/>
           <w:pgMar w:top="1440" w:right="758" w:bottom="1440" w:left="1800" w:header="720" w:footer="720" w:gutter="0"/>
           <w:cols w:space="720"/>
-          <w:titlePg/>
           <w:docGrid w:linePitch="360"/>
         </w:sectPr>
       </w:pPr>
@@ -21379,7 +21377,51 @@
 
 <file path=word/footer1.xml><?xml version="1.0" encoding="utf-8"?>
 <w:ftr xmlns:wpc="http://schemas.microsoft.com/office/word/2010/wordprocessingCanvas" xmlns:cx="http://schemas.microsoft.com/office/drawing/2014/chartex" xmlns:cx1="http://schemas.microsoft.com/office/drawing/2015/9/8/chartex" xmlns:cx2="http://schemas.microsoft.com/office/drawing/2015/10/21/chartex" xmlns:cx3="http://schemas.microsoft.com/office/drawing/2016/5/9/chartex" xmlns:cx4="http://schemas.microsoft.com/office/drawing/2016/5/10/chartex" xmlns:cx5="http://schemas.microsoft.com/office/drawing/2016/5/11/chartex" xmlns:cx6="http://schemas.microsoft.com/office/drawing/2016/5/12/chartex" xmlns:cx7="http://schemas.microsoft.com/office/drawing/2016/5/13/chartex" xmlns:cx8="http://schemas.microsoft.com/office/drawing/2016/5/14/chartex" xmlns:mc="http://schemas.openxmlformats.org/markup-compatibility/2006" xmlns:aink="http://schemas.microsoft.com/office/drawing/2016/ink" xmlns:am3d="http://schemas.microsoft.com/office/drawing/2017/model3d" xmlns:o="urn:schemas-microsoft-com:office:office" xmlns:oel="http://schemas.microsoft.com/office/2019/extlst" xmlns:r="http://schemas.openxmlformats.org/officeDocument/2006/relationships" xmlns:m="http://schemas.openxmlformats.org/officeDocument/2006/math" xmlns:v="urn:schemas-microsoft-com:vml" xmlns:wp14="http://schemas.microsoft.com/office/word/2010/wordprocessingDrawing" xmlns:wp="http://schemas.openxmlformats.org/drawingml/2006/wordprocessingDrawing" xmlns:w10="urn:schemas-microsoft-com:office:word" xmlns:w="http://schemas.openxmlformats.org/wordprocessingml/2006/main" xmlns:w14="http://schemas.microsoft.com/office/word/2010/wordml" xmlns:w15="http://schemas.microsoft.com/office/word/2012/wordml" xmlns:w16cex="http://schemas.microsoft.com/office/word/2018/wordml/cex" xmlns:w16cid="http://schemas.microsoft.com/office/word/2016/wordml/cid" xmlns:w16="http://schemas.microsoft.com/office/word/2018/wordml" xmlns:w16sdtdh="http://schemas.microsoft.com/office/word/2020/wordml/sdtdatahash" xmlns:w16se="http://schemas.microsoft.com/office/word/2015/wordml/symex" xmlns:wpg="http://schemas.microsoft.com/office/word/2010/wordprocessingGroup" xmlns:wpi="http://schemas.microsoft.com/office/word/2010/wordprocessingInk" xmlns:wne="http://schemas.microsoft.com/office/word/2006/wordml" xmlns:wps="http://schemas.microsoft.com/office/word/2010/wordprocessingShape" mc:Ignorable="w14 w15 w16se w16cid w16 w16cex w16sdtdh wp14">
-  <w:p/>
+  <w:p>
+    <w:pPr>
+      <w:jc w:val="center"/>
+    </w:pPr>
+    <w:r>
+      <w:rPr>
+        <w:rFonts w:ascii="Times New Roman" w:hAnsi="Times New Roman" w:eastAsia="Times New Roman" w:cs="Times New Roman"/>
+        <w:sz w:val="22"/>
+        <w:szCs w:val="22"/>
+      </w:rPr>
+      <w:fldChar w:fldCharType="begin"/>
+    </w:r>
+    <w:r>
+      <w:rPr>
+        <w:rFonts w:ascii="Times New Roman" w:hAnsi="Times New Roman" w:eastAsia="Times New Roman" w:cs="Times New Roman"/>
+        <w:sz w:val="22"/>
+        <w:szCs w:val="22"/>
+      </w:rPr>
+      <w:instrText xml:space="preserve"> PAGE </w:instrText>
+    </w:r>
+    <w:r>
+      <w:rPr>
+        <w:rFonts w:ascii="Times New Roman" w:hAnsi="Times New Roman" w:eastAsia="Times New Roman" w:cs="Times New Roman"/>
+        <w:sz w:val="22"/>
+        <w:szCs w:val="22"/>
+      </w:rPr>
+      <w:fldChar w:fldCharType="separate"/>
+    </w:r>
+    <w:r>
+      <w:rPr>
+        <w:rFonts w:ascii="Times New Roman" w:hAnsi="Times New Roman" w:eastAsia="Times New Roman" w:cs="Times New Roman"/>
+        <w:sz w:val="22"/>
+        <w:szCs w:val="22"/>
+      </w:rPr>
+      <w:t>1</w:t>
+    </w:r>
+    <w:r>
+      <w:rPr>
+        <w:rFonts w:ascii="Times New Roman" w:hAnsi="Times New Roman" w:eastAsia="Times New Roman" w:cs="Times New Roman"/>
+        <w:sz w:val="22"/>
+        <w:szCs w:val="22"/>
+      </w:rPr>
+      <w:fldChar w:fldCharType="end"/>
+    </w:r>
+  </w:p>
 </w:ftr>
 </file>
 

--- a/templates/ДПБ_промысловые_трубопроводы/RPZ_template_promyslovye_truboprovody.docx
+++ b/templates/ДПБ_промысловые_трубопроводы/RPZ_template_promyslovye_truboprovody.docx
@@ -5353,7 +5353,7 @@
           <w:szCs w:val="24"/>
           <w:lang w:val="ru-RU"/>
         </w:rPr>
-        <w:t xml:space="preserve">Для повышения общих технических знаний и ознакомления с правилами пожарной безопасности, вытекающими из особенностей технологического процесса производства, а также более детального обучения способам использования имеющихся средств пожаротушения с рабочими и служащими, работающими на объектах с повышенной пожарной опасностью, проводятся занятия по пожарно-техническому минимуму. Занятия по пожарно-техническому минимуму проводятся один раз в год. </w:t>
+        <w:t xml:space="preserve">Для повышения общих технических знаний и ознакомления с правилами пожарной безопасности, вытекающими из особенностей технологического процесса производства, а также более детального обучения способам использования имеющихся средств пожаротушения с рабочими и служащими, работающими на объектах с повышенной пожарной опасностью, проводятся занятия. </w:t>
       </w:r>
     </w:p>
     <w:p>
@@ -5433,7 +5433,6 @@
           <w:szCs w:val="24"/>
           <w:lang w:val="ru-RU"/>
         </w:rPr>
-        <w:lastRenderedPageBreak/>
         <w:t xml:space="preserve">В случае обмерзания аппаратов, трубопроводов, задвижек, штуцеров отогревать их следует только горячей водой или паром. </w:t>
       </w:r>
       <w:r>
@@ -5461,6 +5460,7 @@
           <w:szCs w:val="24"/>
           <w:lang w:val="ru-RU"/>
         </w:rPr>
+        <w:lastRenderedPageBreak/>
         <w:t>Решения, направленные на обеспечение взрывопожаробезопасности</w:t>
       </w:r>
       <w:r>
@@ -5679,8 +5679,15 @@
           <w:szCs w:val="24"/>
           <w:lang w:val="ru-RU"/>
         </w:rPr>
+        <w:t xml:space="preserve">Трубопроводы, на которых будут проводиться огневые работы, должны быть остановлены, обесточены, освобождены от взрывоопасных, взрывопожароопасных и токсичных продуктов, отключены </w:t>
+      </w:r>
+      <w:r>
+        <w:rPr>
+          <w:szCs w:val="24"/>
+          <w:lang w:val="ru-RU"/>
+        </w:rPr>
         <w:lastRenderedPageBreak/>
-        <w:t>Трубопроводы, на которых будут проводиться огневые работы, должны быть остановлены, обесточены, освобождены от взрывоопасных, взрывопожароопасных и токсичных продуктов, отключены заглушками от действующих аппаратов и коммуникаций и подготовлены к проведению огневых работ согласно установленным требованиям.</w:t>
+        <w:t>заглушками от действующих аппаратов и коммуникаций и подготовлены к проведению огневых работ согласно установленным требованиям.</w:t>
       </w:r>
     </w:p>
     <w:p>
@@ -5937,7 +5944,6 @@
           <w:szCs w:val="24"/>
           <w:lang w:val="ru-RU"/>
         </w:rPr>
-        <w:lastRenderedPageBreak/>
         <w:t>- Контроль (местный и дистанционный) за ходом технологических процессов на объекте;</w:t>
       </w:r>
     </w:p>
@@ -6004,6 +6010,7 @@
           <w:szCs w:val="24"/>
           <w:lang w:val="ru-RU"/>
         </w:rPr>
+        <w:lastRenderedPageBreak/>
         <w:t>- Возможность получения информации по отдельным контролируемым параметрам, их предельным величинам или отклонениям от установленных значений;</w:t>
       </w:r>
     </w:p>
@@ -9243,15 +9250,51 @@
       <w:pPr>
         <w:spacing w:after="0" w:line="360" w:lineRule="auto"/>
         <w:jc w:val="both"/>
-      </w:pPr>
-      <w:r>
+        <w:rPr>
+          <w:lang w:val="ru-RU"/>
+        </w:rPr>
+      </w:pPr>
+      <w:r>
+        <w:rPr>
+          <w:lang w:val="ru-RU"/>
+        </w:rPr>
         <w:t xml:space="preserve">Сведения об аварийности и травматизме представлены на рисунке </w:t>
       </w:r>
       <w:r>
         <w:fldChar w:fldCharType="begin"/>
       </w:r>
       <w:r>
-        <w:instrText xml:space="preserve"> REF AutoFigure3 \h </w:instrText>
+        <w:rPr>
+          <w:lang w:val="ru-RU"/>
+        </w:rPr>
+        <w:instrText xml:space="preserve"> </w:instrText>
+      </w:r>
+      <w:r>
+        <w:instrText>REF</w:instrText>
+      </w:r>
+      <w:r>
+        <w:rPr>
+          <w:lang w:val="ru-RU"/>
+        </w:rPr>
+        <w:instrText xml:space="preserve"> </w:instrText>
+      </w:r>
+      <w:r>
+        <w:instrText>AutoFigure</w:instrText>
+      </w:r>
+      <w:r>
+        <w:rPr>
+          <w:lang w:val="ru-RU"/>
+        </w:rPr>
+        <w:instrText>3 \</w:instrText>
+      </w:r>
+      <w:r>
+        <w:instrText>h</w:instrText>
+      </w:r>
+      <w:r>
+        <w:rPr>
+          <w:lang w:val="ru-RU"/>
+        </w:rPr>
+        <w:instrText xml:space="preserve"> </w:instrText>
       </w:r>
       <w:r>
         <w:fldChar w:fldCharType="separate"/>
@@ -9259,6 +9302,7 @@
       <w:r>
         <w:rPr>
           <w:noProof/>
+          <w:lang w:val="ru-RU"/>
         </w:rPr>
         <w:t>3</w:t>
       </w:r>
@@ -9266,6 +9310,9 @@
         <w:fldChar w:fldCharType="end"/>
       </w:r>
       <w:r>
+        <w:rPr>
+          <w:lang w:val="ru-RU"/>
+        </w:rPr>
         <w:t>.</w:t>
       </w:r>
     </w:p>
@@ -9425,6 +9472,7 @@
       <w:r>
         <w:rPr>
           <w:noProof/>
+          <w:lang w:val="ru-RU"/>
         </w:rPr>
         <w:t>3</w:t>
       </w:r>
@@ -10241,11 +10289,20 @@
         </w:rPr>
       </w:pPr>
       <w:r>
+        <w:rPr>
+          <w:lang w:val="ru-RU"/>
+        </w:rPr>
         <w:t xml:space="preserve">Таким образом, следует определить вероятность возникновения погодных событий, при которых может возникнуть авария, а именно вероятность определённой температуры и скорости ветра. Для этого разработчиками РПЗ проанализированы данные по климатическим </w:t>
       </w:r>
       <w:r>
+        <w:rPr>
+          <w:lang w:val="ru-RU"/>
+        </w:rPr>
         <w:lastRenderedPageBreak/>
-        <w:t xml:space="preserve">характеристикам района расположения ОПО за последние 5 лет. Распределение температуры и скорости ветра представлено на рисунке </w:t>
+        <w:t xml:space="preserve">характеристикам района расположения ОПО за последние 5 лет. </w:t>
+      </w:r>
+      <w:r>
+        <w:t xml:space="preserve">Распределение температуры и скорости ветра представлено на рисунке </w:t>
       </w:r>
       <w:r>
         <w:fldChar w:fldCharType="begin"/>
@@ -10389,6 +10446,7 @@
       <w:r>
         <w:rPr>
           <w:noProof/>
+          <w:lang w:val="ru-RU"/>
         </w:rPr>
         <w:t>4</w:t>
       </w:r>
@@ -10426,13 +10484,46 @@
         </w:rPr>
       </w:pPr>
       <w:r>
+        <w:rPr>
+          <w:lang w:val="ru-RU"/>
+        </w:rPr>
         <w:t xml:space="preserve">Усреднённые вероятности возникновения указанных расчётных величин для района расположения ОПО представлены на рисунке </w:t>
       </w:r>
       <w:r>
         <w:fldChar w:fldCharType="begin"/>
       </w:r>
       <w:r>
-        <w:instrText xml:space="preserve"> REF AutoFigure5 \h </w:instrText>
+        <w:rPr>
+          <w:lang w:val="ru-RU"/>
+        </w:rPr>
+        <w:instrText xml:space="preserve"> </w:instrText>
+      </w:r>
+      <w:r>
+        <w:instrText>REF</w:instrText>
+      </w:r>
+      <w:r>
+        <w:rPr>
+          <w:lang w:val="ru-RU"/>
+        </w:rPr>
+        <w:instrText xml:space="preserve"> </w:instrText>
+      </w:r>
+      <w:r>
+        <w:instrText>AutoFigure</w:instrText>
+      </w:r>
+      <w:r>
+        <w:rPr>
+          <w:lang w:val="ru-RU"/>
+        </w:rPr>
+        <w:instrText>5 \</w:instrText>
+      </w:r>
+      <w:r>
+        <w:instrText>h</w:instrText>
+      </w:r>
+      <w:r>
+        <w:rPr>
+          <w:lang w:val="ru-RU"/>
+        </w:rPr>
+        <w:instrText xml:space="preserve"> </w:instrText>
       </w:r>
       <w:r>
         <w:fldChar w:fldCharType="separate"/>
@@ -10440,6 +10531,7 @@
       <w:r>
         <w:rPr>
           <w:noProof/>
+          <w:lang w:val="ru-RU"/>
         </w:rPr>
         <w:t>5</w:t>
       </w:r>
@@ -10447,6 +10539,9 @@
         <w:fldChar w:fldCharType="end"/>
       </w:r>
       <w:r>
+        <w:rPr>
+          <w:lang w:val="ru-RU"/>
+        </w:rPr>
         <w:t>.</w:t>
       </w:r>
     </w:p>
@@ -10583,6 +10678,7 @@
       <w:r>
         <w:rPr>
           <w:noProof/>
+          <w:lang w:val="ru-RU"/>
         </w:rPr>
         <w:t>5</w:t>
       </w:r>
@@ -10656,6 +10752,9 @@
         </w:rPr>
       </w:pPr>
       <w:r>
+        <w:rPr>
+          <w:lang w:val="ru-RU"/>
+        </w:rPr>
         <w:lastRenderedPageBreak/>
         <w:t xml:space="preserve">Сценарии аварий на декларируемом объекте для опасных веществ представлены в таблице </w:t>
       </w:r>
@@ -10663,7 +10762,37 @@
         <w:fldChar w:fldCharType="begin"/>
       </w:r>
       <w:r>
-        <w:instrText xml:space="preserve"> REF _Ref220755170 \h </w:instrText>
+        <w:rPr>
+          <w:lang w:val="ru-RU"/>
+        </w:rPr>
+        <w:instrText xml:space="preserve"> </w:instrText>
+      </w:r>
+      <w:r>
+        <w:instrText>REF</w:instrText>
+      </w:r>
+      <w:r>
+        <w:rPr>
+          <w:lang w:val="ru-RU"/>
+        </w:rPr>
+        <w:instrText xml:space="preserve"> _</w:instrText>
+      </w:r>
+      <w:r>
+        <w:instrText>Ref</w:instrText>
+      </w:r>
+      <w:r>
+        <w:rPr>
+          <w:lang w:val="ru-RU"/>
+        </w:rPr>
+        <w:instrText>220755170 \</w:instrText>
+      </w:r>
+      <w:r>
+        <w:instrText>h</w:instrText>
+      </w:r>
+      <w:r>
+        <w:rPr>
+          <w:lang w:val="ru-RU"/>
+        </w:rPr>
+        <w:instrText xml:space="preserve"> </w:instrText>
       </w:r>
       <w:r>
         <w:fldChar w:fldCharType="separate"/>
@@ -10671,6 +10800,7 @@
       <w:r>
         <w:rPr>
           <w:noProof/>
+          <w:lang w:val="ru-RU"/>
         </w:rPr>
         <w:t>5</w:t>
       </w:r>
@@ -10678,6 +10808,9 @@
         <w:fldChar w:fldCharType="end"/>
       </w:r>
       <w:r>
+        <w:rPr>
+          <w:lang w:val="ru-RU"/>
+        </w:rPr>
         <w:t>.</w:t>
       </w:r>
     </w:p>
@@ -10733,6 +10866,7 @@
       <w:r>
         <w:rPr>
           <w:noProof/>
+          <w:lang w:val="ru-RU"/>
         </w:rPr>
         <w:t>5</w:t>
       </w:r>
@@ -11554,6 +11688,9 @@
         </w:rPr>
       </w:pPr>
       <w:r>
+        <w:rPr>
+          <w:lang w:val="ru-RU"/>
+        </w:rPr>
         <w:t>5. Время испарения опасного вещества из пролива не более 3600 с, либо время полного испарения аварийного пролива;</w:t>
       </w:r>
     </w:p>
@@ -12135,6 +12272,7 @@
       <w:r>
         <w:rPr>
           <w:noProof/>
+          <w:lang w:val="ru-RU"/>
         </w:rPr>
         <w:t>7</w:t>
       </w:r>
@@ -12200,6 +12338,7 @@
       <w:r>
         <w:rPr>
           <w:noProof/>
+          <w:lang w:val="ru-RU"/>
         </w:rPr>
         <w:t>7</w:t>
       </w:r>
@@ -13955,6 +14094,7 @@
       <w:r>
         <w:rPr>
           <w:noProof/>
+          <w:lang w:val="ru-RU"/>
         </w:rPr>
         <w:t>13</w:t>
       </w:r>
@@ -14133,15 +14273,43 @@
         <w:rPr>
           <w:sz w:val="24"/>
           <w:szCs w:val="24"/>
+          <w:lang w:val="ru-RU" w:eastAsia="ru-RU"/>
+        </w:rPr>
+      </w:pPr>
+      <w:r>
+        <w:rPr>
+          <w:szCs w:val="24"/>
+          <w:lang w:val="ru-RU" w:eastAsia="ru-RU"/>
+        </w:rPr>
+        <w:t>{{</w:t>
+      </w:r>
+      <w:r>
+        <w:rPr>
+          <w:szCs w:val="24"/>
           <w:lang w:eastAsia="ru-RU"/>
         </w:rPr>
-      </w:pPr>
+        <w:t>FN</w:t>
+      </w:r>
+      <w:r>
+        <w:rPr>
+          <w:szCs w:val="24"/>
+          <w:lang w:val="ru-RU" w:eastAsia="ru-RU"/>
+        </w:rPr>
+        <w:t>_</w:t>
+      </w:r>
       <w:r>
         <w:rPr>
           <w:szCs w:val="24"/>
           <w:lang w:eastAsia="ru-RU"/>
         </w:rPr>
-        <w:t>{{FN_CHART}}</w:t>
+        <w:t>CHART</w:t>
+      </w:r>
+      <w:r>
+        <w:rPr>
+          <w:szCs w:val="24"/>
+          <w:lang w:val="ru-RU" w:eastAsia="ru-RU"/>
+        </w:rPr>
+        <w:t>}}</w:t>
       </w:r>
     </w:p>
     <w:p>
@@ -14154,10 +14322,13 @@
         <w:rPr>
           <w:sz w:val="24"/>
           <w:szCs w:val="24"/>
-          <w:lang w:eastAsia="ru-RU"/>
-        </w:rPr>
-      </w:pPr>
-      <w:r>
+          <w:lang w:val="ru-RU" w:eastAsia="ru-RU"/>
+        </w:rPr>
+      </w:pPr>
+      <w:r>
+        <w:rPr>
+          <w:lang w:val="ru-RU"/>
+        </w:rPr>
         <w:t xml:space="preserve">Рисунок </w:t>
       </w:r>
       <w:bookmarkStart w:id="76" w:name="AutoFigure7"/>
@@ -14165,7 +14336,28 @@
         <w:fldChar w:fldCharType="begin"/>
       </w:r>
       <w:r>
-        <w:instrText xml:space="preserve"> SEQ Рисунок \* ARABIC </w:instrText>
+        <w:rPr>
+          <w:lang w:val="ru-RU"/>
+        </w:rPr>
+        <w:instrText xml:space="preserve"> </w:instrText>
+      </w:r>
+      <w:r>
+        <w:instrText>SEQ</w:instrText>
+      </w:r>
+      <w:r>
+        <w:rPr>
+          <w:lang w:val="ru-RU"/>
+        </w:rPr>
+        <w:instrText xml:space="preserve"> Рисунок \* </w:instrText>
+      </w:r>
+      <w:r>
+        <w:instrText>ARABIC</w:instrText>
+      </w:r>
+      <w:r>
+        <w:rPr>
+          <w:lang w:val="ru-RU"/>
+        </w:rPr>
+        <w:instrText xml:space="preserve"> </w:instrText>
       </w:r>
       <w:r>
         <w:fldChar w:fldCharType="separate"/>
@@ -14173,6 +14365,7 @@
       <w:r>
         <w:rPr>
           <w:noProof/>
+          <w:lang w:val="ru-RU"/>
         </w:rPr>
         <w:t>6</w:t>
       </w:r>
@@ -14181,7 +14374,28 @@
       </w:r>
       <w:bookmarkEnd w:id="76"/>
       <w:r>
-        <w:t xml:space="preserve"> – F/N-диаграмма</w:t>
+        <w:rPr>
+          <w:lang w:val="ru-RU"/>
+        </w:rPr>
+        <w:t xml:space="preserve"> – </w:t>
+      </w:r>
+      <w:r>
+        <w:t>F</w:t>
+      </w:r>
+      <w:r>
+        <w:rPr>
+          <w:lang w:val="ru-RU"/>
+        </w:rPr>
+        <w:t>/</w:t>
+      </w:r>
+      <w:r>
+        <w:t>N</w:t>
+      </w:r>
+      <w:r>
+        <w:rPr>
+          <w:lang w:val="ru-RU"/>
+        </w:rPr>
+        <w:t>-диаграмма</w:t>
       </w:r>
     </w:p>
     <w:p>
@@ -14192,15 +14406,43 @@
         <w:rPr>
           <w:sz w:val="24"/>
           <w:szCs w:val="24"/>
+          <w:lang w:val="ru-RU" w:eastAsia="ru-RU"/>
+        </w:rPr>
+      </w:pPr>
+      <w:r>
+        <w:rPr>
+          <w:szCs w:val="24"/>
+          <w:lang w:val="ru-RU" w:eastAsia="ru-RU"/>
+        </w:rPr>
+        <w:t>{{</w:t>
+      </w:r>
+      <w:r>
+        <w:rPr>
+          <w:szCs w:val="24"/>
           <w:lang w:eastAsia="ru-RU"/>
         </w:rPr>
-      </w:pPr>
+        <w:t>FG</w:t>
+      </w:r>
+      <w:r>
+        <w:rPr>
+          <w:szCs w:val="24"/>
+          <w:lang w:val="ru-RU" w:eastAsia="ru-RU"/>
+        </w:rPr>
+        <w:t>_</w:t>
+      </w:r>
       <w:r>
         <w:rPr>
           <w:szCs w:val="24"/>
           <w:lang w:eastAsia="ru-RU"/>
         </w:rPr>
-        <w:t>{{FG_CHART}}</w:t>
+        <w:t>CHART</w:t>
+      </w:r>
+      <w:r>
+        <w:rPr>
+          <w:szCs w:val="24"/>
+          <w:lang w:val="ru-RU" w:eastAsia="ru-RU"/>
+        </w:rPr>
+        <w:t>}}</w:t>
       </w:r>
     </w:p>
     <w:p>
@@ -14213,10 +14455,13 @@
         <w:rPr>
           <w:sz w:val="24"/>
           <w:szCs w:val="24"/>
-          <w:lang w:eastAsia="ru-RU"/>
-        </w:rPr>
-      </w:pPr>
-      <w:r>
+          <w:lang w:val="ru-RU" w:eastAsia="ru-RU"/>
+        </w:rPr>
+      </w:pPr>
+      <w:r>
+        <w:rPr>
+          <w:lang w:val="ru-RU"/>
+        </w:rPr>
         <w:t xml:space="preserve">Рисунок </w:t>
       </w:r>
       <w:bookmarkStart w:id="77" w:name="AutoFigure8"/>
@@ -14224,7 +14469,28 @@
         <w:fldChar w:fldCharType="begin"/>
       </w:r>
       <w:r>
-        <w:instrText xml:space="preserve"> SEQ Рисунок \* ARABIC </w:instrText>
+        <w:rPr>
+          <w:lang w:val="ru-RU"/>
+        </w:rPr>
+        <w:instrText xml:space="preserve"> </w:instrText>
+      </w:r>
+      <w:r>
+        <w:instrText>SEQ</w:instrText>
+      </w:r>
+      <w:r>
+        <w:rPr>
+          <w:lang w:val="ru-RU"/>
+        </w:rPr>
+        <w:instrText xml:space="preserve"> Рисунок \* </w:instrText>
+      </w:r>
+      <w:r>
+        <w:instrText>ARABIC</w:instrText>
+      </w:r>
+      <w:r>
+        <w:rPr>
+          <w:lang w:val="ru-RU"/>
+        </w:rPr>
+        <w:instrText xml:space="preserve"> </w:instrText>
       </w:r>
       <w:r>
         <w:fldChar w:fldCharType="separate"/>
@@ -14232,6 +14498,7 @@
       <w:r>
         <w:rPr>
           <w:noProof/>
+          <w:lang w:val="ru-RU"/>
         </w:rPr>
         <w:t>7</w:t>
       </w:r>
@@ -14240,7 +14507,28 @@
       </w:r>
       <w:bookmarkEnd w:id="77"/>
       <w:r>
-        <w:t xml:space="preserve"> – F/G-диаграмма</w:t>
+        <w:rPr>
+          <w:lang w:val="ru-RU"/>
+        </w:rPr>
+        <w:t xml:space="preserve"> – </w:t>
+      </w:r>
+      <w:r>
+        <w:t>F</w:t>
+      </w:r>
+      <w:r>
+        <w:rPr>
+          <w:lang w:val="ru-RU"/>
+        </w:rPr>
+        <w:t>/</w:t>
+      </w:r>
+      <w:r>
+        <w:t>G</w:t>
+      </w:r>
+      <w:r>
+        <w:rPr>
+          <w:lang w:val="ru-RU"/>
+        </w:rPr>
+        <w:t>-диаграмма</w:t>
       </w:r>
     </w:p>
     <w:p>
@@ -14251,7 +14539,7 @@
         <w:rPr>
           <w:sz w:val="24"/>
           <w:szCs w:val="24"/>
-          <w:lang w:eastAsia="ru-RU"/>
+          <w:lang w:val="ru-RU" w:eastAsia="ru-RU"/>
         </w:rPr>
       </w:pPr>
     </w:p>
@@ -17193,7 +17481,55 @@
         </w:rPr>
       </w:pPr>
       <w:r>
-        <w:t>Максимально возможное количество потерпевших (физических лиц) составляет {{MAX_PEOPLE_VICTIMS_WITH_UNIT}}.</w:t>
+        <w:rPr>
+          <w:lang w:val="ru-RU"/>
+        </w:rPr>
+        <w:t>Максимально возможное количество потерпевших (физических лиц) составляет {{</w:t>
+      </w:r>
+      <w:r>
+        <w:t>MAX</w:t>
+      </w:r>
+      <w:r>
+        <w:rPr>
+          <w:lang w:val="ru-RU"/>
+        </w:rPr>
+        <w:t>_</w:t>
+      </w:r>
+      <w:r>
+        <w:t>PEOPLE</w:t>
+      </w:r>
+      <w:r>
+        <w:rPr>
+          <w:lang w:val="ru-RU"/>
+        </w:rPr>
+        <w:t>_</w:t>
+      </w:r>
+      <w:r>
+        <w:t>VICTIMS</w:t>
+      </w:r>
+      <w:r>
+        <w:rPr>
+          <w:lang w:val="ru-RU"/>
+        </w:rPr>
+        <w:t>_</w:t>
+      </w:r>
+      <w:r>
+        <w:t>WITH</w:t>
+      </w:r>
+      <w:r>
+        <w:rPr>
+          <w:lang w:val="ru-RU"/>
+        </w:rPr>
+        <w:t>_</w:t>
+      </w:r>
+      <w:r>
+        <w:t>UNIT</w:t>
+      </w:r>
+      <w:r>
+        <w:rPr>
+          <w:lang w:val="ru-RU"/>
+        </w:rPr>
+        <w:t>}}.</w:t>
       </w:r>
     </w:p>
     <w:p>
@@ -17437,6 +17773,7 @@
       <w:r>
         <w:rPr>
           <w:noProof/>
+          <w:lang w:val="ru-RU"/>
         </w:rPr>
         <w:t>20</w:t>
       </w:r>
@@ -17660,6 +17997,7 @@
       <w:r>
         <w:rPr>
           <w:noProof/>
+          <w:lang w:val="ru-RU"/>
         </w:rPr>
         <w:t>21</w:t>
       </w:r>
